--- a/flow/20230914_vu_template/drafts/2024-11-g/16-СБ-ап.Матея.docx
+++ b/flow/20230914_vu_template/drafts/2024-11-g/16-СБ-ап.Матея.docx
@@ -14677,7 +14677,7 @@
           <w:szCs w:val="24"/>
           <w:rtl w:val="0"/>
         </w:rPr>
-        <w:t>, уловив невірних, як рибу,* і аж до кінців світу навчив кланятися тобі, Христе Боже, з Отцем і Духом.* Ти, єдиний милостивий і людинаолюбець,* заради нього утверди Церкву твою* і пошли вірним твоє благословення.</w:t>
+        <w:t>, уловив невірних, як рибу,* і аж до кінців світу навчив кланятися тобі, Христе Боже, з Отцем і Духом.* Ти, єдиний милостивий і людинолюбний,* заради нього утверди Церкву твою* і пошли вірним твоє благословення.</w:t>
       </w:r>
     </w:p>
     <w:p>
